--- a/c02/FILM-Excel-02-Marcare.docx
+++ b/c02/FILM-Excel-02-Marcare.docx
@@ -117,6 +117,313 @@
           <w:sz w:val="20"/>
         </w:rPr>
         <w:t>Inainte de orice raport, controlul.</w:t>
+      </w:r>
+    </w:p>
+    <w:p>
+      <w:r>
+        <w:rPr>
+          <w:b/>
+          <w:color w:val="000000"/>
+          <w:sz w:val="32"/>
+        </w:rPr>
+        <w:t>SLIDES EXECUTIVE · SHOW FINAL VIDEO</w:t>
+      </w:r>
+    </w:p>
+    <w:p>
+      <w:r>
+        <w:rPr>
+          <w:b w:val="0"/>
+          <w:sz w:val="20"/>
+        </w:rPr>
+        <w:t>Cele 6 slide-uri din show-ul executiv de la finalul videoului (recapitulare cinematică, una per etapă). STARE = exec-emotion (2-3 cuvinte). FRAZĂ DE IMPACT = exec-phrase (o frază memorabilă). Sursă pentru slide-urile exec din HTML-Video; editează-le aici și se propagă în machete.</w:t>
+      </w:r>
+    </w:p>
+    <w:p>
+      <w:r>
+        <w:rPr>
+          <w:b/>
+          <w:color w:val="000000"/>
+          <w:sz w:val="26"/>
+        </w:rPr>
+        <w:t>SLIDE EXEC 1 · REALITATE</w:t>
+      </w:r>
+    </w:p>
+    <w:p>
+      <w:r>
+        <w:rPr>
+          <w:b/>
+          <w:color w:val="333333"/>
+          <w:sz w:val="22"/>
+        </w:rPr>
+        <w:t>STARE (exec-emotion)</w:t>
+      </w:r>
+    </w:p>
+    <w:p>
+      <w:r>
+        <w:rPr>
+          <w:b w:val="0"/>
+          <w:sz w:val="20"/>
+        </w:rPr>
+        <w:t>Tabelul pare curat</w:t>
+      </w:r>
+    </w:p>
+    <w:p>
+      <w:r>
+        <w:rPr>
+          <w:b/>
+          <w:color w:val="333333"/>
+          <w:sz w:val="22"/>
+        </w:rPr>
+        <w:t>FRAZĂ DE IMPACT (exec-phrase)</w:t>
+      </w:r>
+    </w:p>
+    <w:p>
+      <w:r>
+        <w:rPr>
+          <w:b w:val="0"/>
+          <w:sz w:val="20"/>
+        </w:rPr>
+        <w:t>Aparența curățeniei. Astăzi am descoperit de ce era doar aparență.</w:t>
+      </w:r>
+    </w:p>
+    <w:p>
+      <w:r>
+        <w:rPr>
+          <w:b/>
+          <w:color w:val="000000"/>
+          <w:sz w:val="26"/>
+        </w:rPr>
+        <w:t>SLIDE EXEC 2 · INVESTIGAȚIE</w:t>
+      </w:r>
+    </w:p>
+    <w:p>
+      <w:r>
+        <w:rPr>
+          <w:b/>
+          <w:color w:val="333333"/>
+          <w:sz w:val="22"/>
+        </w:rPr>
+        <w:t>STARE (exec-emotion)</w:t>
+      </w:r>
+    </w:p>
+    <w:p>
+      <w:r>
+        <w:rPr>
+          <w:b w:val="0"/>
+          <w:sz w:val="20"/>
+        </w:rPr>
+        <w:t>Suspiciune metodică</w:t>
+      </w:r>
+    </w:p>
+    <w:p>
+      <w:r>
+        <w:rPr>
+          <w:b/>
+          <w:color w:val="333333"/>
+          <w:sz w:val="22"/>
+        </w:rPr>
+        <w:t>FRAZĂ DE IMPACT (exec-phrase)</w:t>
+      </w:r>
+    </w:p>
+    <w:p>
+      <w:r>
+        <w:rPr>
+          <w:b w:val="0"/>
+          <w:sz w:val="20"/>
+        </w:rPr>
+        <w:t>AI-ul nu marchează. AI-ul auditează pe categorii.</w:t>
+      </w:r>
+    </w:p>
+    <w:p>
+      <w:r>
+        <w:rPr>
+          <w:b/>
+          <w:color w:val="000000"/>
+          <w:sz w:val="26"/>
+        </w:rPr>
+        <w:t>SLIDE EXEC 3 · TRANSFORMARE</w:t>
+      </w:r>
+    </w:p>
+    <w:p>
+      <w:r>
+        <w:rPr>
+          <w:b/>
+          <w:color w:val="333333"/>
+          <w:sz w:val="22"/>
+        </w:rPr>
+        <w:t>STARE (exec-emotion)</w:t>
+      </w:r>
+    </w:p>
+    <w:p>
+      <w:r>
+        <w:rPr>
+          <w:b w:val="0"/>
+          <w:sz w:val="20"/>
+        </w:rPr>
+        <w:t>Marcare controlată</w:t>
+      </w:r>
+    </w:p>
+    <w:p>
+      <w:r>
+        <w:rPr>
+          <w:b/>
+          <w:color w:val="333333"/>
+          <w:sz w:val="22"/>
+        </w:rPr>
+        <w:t>FRAZĂ DE IMPACT (exec-phrase)</w:t>
+      </w:r>
+    </w:p>
+    <w:p>
+      <w:r>
+        <w:rPr>
+          <w:b w:val="0"/>
+          <w:sz w:val="20"/>
+        </w:rPr>
+        <w:t>Nu am șters anomalii. Le-am marcat cu motivul exact.</w:t>
+      </w:r>
+    </w:p>
+    <w:p>
+      <w:r>
+        <w:rPr>
+          <w:b/>
+          <w:color w:val="000000"/>
+          <w:sz w:val="26"/>
+        </w:rPr>
+        <w:t>SLIDE EXEC 4 · VERIFICARE</w:t>
+      </w:r>
+    </w:p>
+    <w:p>
+      <w:r>
+        <w:rPr>
+          <w:b/>
+          <w:color w:val="333333"/>
+          <w:sz w:val="22"/>
+        </w:rPr>
+        <w:t>STARE (exec-emotion)</w:t>
+      </w:r>
+    </w:p>
+    <w:p>
+      <w:r>
+        <w:rPr>
+          <w:b w:val="0"/>
+          <w:sz w:val="20"/>
+        </w:rPr>
+        <w:t>Cross-check numeric</w:t>
+      </w:r>
+    </w:p>
+    <w:p>
+      <w:r>
+        <w:rPr>
+          <w:b/>
+          <w:color w:val="333333"/>
+          <w:sz w:val="22"/>
+        </w:rPr>
+        <w:t>FRAZĂ DE IMPACT (exec-phrase)</w:t>
+      </w:r>
+    </w:p>
+    <w:p>
+      <w:r>
+        <w:rPr>
+          <w:b w:val="0"/>
+          <w:sz w:val="20"/>
+        </w:rPr>
+        <w:t>O marcare aplicată nu este o marcare confirmată. COUNTIF și SUMIF decid.</w:t>
+      </w:r>
+    </w:p>
+    <w:p>
+      <w:r>
+        <w:rPr>
+          <w:b/>
+          <w:color w:val="000000"/>
+          <w:sz w:val="26"/>
+        </w:rPr>
+        <w:t>SLIDE EXEC 5 · STABILIZARE</w:t>
+      </w:r>
+    </w:p>
+    <w:p>
+      <w:r>
+        <w:rPr>
+          <w:b/>
+          <w:color w:val="333333"/>
+          <w:sz w:val="22"/>
+        </w:rPr>
+        <w:t>STARE (exec-emotion)</w:t>
+      </w:r>
+    </w:p>
+    <w:p>
+      <w:r>
+        <w:rPr>
+          <w:b w:val="0"/>
+          <w:sz w:val="20"/>
+        </w:rPr>
+        <w:t>Reguli reaplicabile</w:t>
+      </w:r>
+    </w:p>
+    <w:p>
+      <w:r>
+        <w:rPr>
+          <w:b/>
+          <w:color w:val="333333"/>
+          <w:sz w:val="22"/>
+        </w:rPr>
+        <w:t>FRAZĂ DE IMPACT (exec-phrase)</w:t>
+      </w:r>
+    </w:p>
+    <w:p>
+      <w:r>
+        <w:rPr>
+          <w:b w:val="0"/>
+          <w:sz w:val="20"/>
+        </w:rPr>
+        <w:t>Un set marcat azi nu marchează singur setul de luna viitoare. Decât dacă regulile rămân conectate.</w:t>
+      </w:r>
+    </w:p>
+    <w:p>
+      <w:r>
+        <w:rPr>
+          <w:b/>
+          <w:color w:val="000000"/>
+          <w:sz w:val="26"/>
+        </w:rPr>
+        <w:t>SLIDE EXEC 6 · CONFIRMARE</w:t>
+      </w:r>
+    </w:p>
+    <w:p>
+      <w:r>
+        <w:rPr>
+          <w:b/>
+          <w:color w:val="333333"/>
+          <w:sz w:val="22"/>
+        </w:rPr>
+        <w:t>STARE (exec-emotion)</w:t>
+      </w:r>
+    </w:p>
+    <w:p>
+      <w:r>
+        <w:rPr>
+          <w:b w:val="0"/>
+          <w:sz w:val="20"/>
+        </w:rPr>
+        <w:t>Predarea către C03</w:t>
+      </w:r>
+    </w:p>
+    <w:p>
+      <w:r>
+        <w:rPr>
+          <w:b/>
+          <w:color w:val="333333"/>
+          <w:sz w:val="22"/>
+        </w:rPr>
+        <w:t>FRAZĂ DE IMPACT (exec-phrase)</w:t>
+      </w:r>
+    </w:p>
+    <w:p>
+      <w:r>
+        <w:rPr>
+          <w:b w:val="0"/>
+          <w:sz w:val="20"/>
+        </w:rPr>
+        <w:t>Datele păreau curate. De data asta, le-am dovedit pe fiecare cu motivul ei.</w:t>
       </w:r>
     </w:p>
     <w:p>

--- a/c02/FILM-Excel-02-Marcare.docx
+++ b/c02/FILM-Excel-02-Marcare.docx
@@ -117,6 +117,54 @@
           <w:sz w:val="20"/>
         </w:rPr>
         <w:t>Inainte de orice raport, controlul.</w:t>
+      </w:r>
+    </w:p>
+    <w:p>
+      <w:pPr>
+        <w:spacing w:before="200" w:after="80"/>
+      </w:pPr>
+      <w:r>
+        <w:rPr>
+          <w:b/>
+          <w:sz w:val="26"/>
+        </w:rPr>
+        <w:t>WOW (PAYOFF FINAL)</w:t>
+      </w:r>
+    </w:p>
+    <w:p>
+      <w:pPr>
+        <w:spacing w:after="80"/>
+      </w:pPr>
+      <w:r>
+        <w:rPr>
+          <w:rFonts w:ascii="Calibri" w:hAnsi="Calibri"/>
+          <w:sz w:val="20"/>
+        </w:rPr>
+        <w:t>Tabelul are acum doua coloane noi: STATUS si MOTIV. Fiecare anomalie e marcata, motivata, audi tabila.</w:t>
+      </w:r>
+    </w:p>
+    <w:p>
+      <w:pPr>
+        <w:spacing w:before="200" w:after="80"/>
+      </w:pPr>
+      <w:r>
+        <w:rPr>
+          <w:b/>
+          <w:sz w:val="26"/>
+        </w:rPr>
+        <w:t>MOTTO (SEMNATURA OPERATOR)</w:t>
+      </w:r>
+    </w:p>
+    <w:p>
+      <w:pPr>
+        <w:spacing w:after="80"/>
+      </w:pPr>
+      <w:r>
+        <w:rPr>
+          <w:rFonts w:ascii="Calibri" w:hAnsi="Calibri"/>
+          <w:sz w:val="20"/>
+        </w:rPr>
+        <w:t>Nu reconstruim tabelul. Il facem controlabil.</w:t>
       </w:r>
     </w:p>
     <w:p>
@@ -424,54 +472,6 @@
           <w:sz w:val="20"/>
         </w:rPr>
         <w:t>Datele păreau curate. De data asta, le-am dovedit pe fiecare cu motivul ei.</w:t>
-      </w:r>
-    </w:p>
-    <w:p>
-      <w:pPr>
-        <w:spacing w:before="200" w:after="80"/>
-      </w:pPr>
-      <w:r>
-        <w:rPr>
-          <w:b/>
-          <w:sz w:val="26"/>
-        </w:rPr>
-        <w:t>WOW (PAYOFF FINAL)</w:t>
-      </w:r>
-    </w:p>
-    <w:p>
-      <w:pPr>
-        <w:spacing w:after="80"/>
-      </w:pPr>
-      <w:r>
-        <w:rPr>
-          <w:rFonts w:ascii="Calibri" w:hAnsi="Calibri"/>
-          <w:sz w:val="20"/>
-        </w:rPr>
-        <w:t>Tabelul are acum doua coloane noi: STATUS si MOTIV. Fiecare anomalie e marcata, motivata, audi tabila.</w:t>
-      </w:r>
-    </w:p>
-    <w:p>
-      <w:pPr>
-        <w:spacing w:before="200" w:after="80"/>
-      </w:pPr>
-      <w:r>
-        <w:rPr>
-          <w:b/>
-          <w:sz w:val="26"/>
-        </w:rPr>
-        <w:t>MOTTO (SEMNATURA OPERATOR)</w:t>
-      </w:r>
-    </w:p>
-    <w:p>
-      <w:pPr>
-        <w:spacing w:after="80"/>
-      </w:pPr>
-      <w:r>
-        <w:rPr>
-          <w:rFonts w:ascii="Calibri" w:hAnsi="Calibri"/>
-          <w:sz w:val="20"/>
-        </w:rPr>
-        <w:t>Nu reconstruim tabelul. Il facem controlabil.</w:t>
       </w:r>
     </w:p>
     <w:p>

--- a/c02/FILM-Excel-02-Marcare.docx
+++ b/c02/FILM-Excel-02-Marcare.docx
@@ -152,7 +152,7 @@
           <w:b/>
           <w:sz w:val="26"/>
         </w:rPr>
-        <w:t>MOTTO (SEMNATURA OPERATOR)</w:t>
+        <w:t>MOTTO (SEMNATURA)</w:t>
       </w:r>
     </w:p>
     <w:p>
@@ -544,7 +544,7 @@
           <w:rFonts w:ascii="Calibri" w:hAnsi="Calibri"/>
           <w:sz w:val="20"/>
         </w:rPr>
-        <w:t>Audit + executie controlata. Raporteaza ce vede, aplica transformari cerute explicit de operator.</w:t>
+        <w:t>Audit + executie controlata. Raporteaza ce vede, aplica transformari cerute explicit de noi.</w:t>
       </w:r>
     </w:p>
     <w:p>
@@ -582,7 +582,7 @@
           <w:color w:val="333333"/>
           <w:sz w:val="22"/>
         </w:rPr>
-        <w:t>OPERATORUL</w:t>
+        <w:t>NOI</w:t>
       </w:r>
     </w:p>
     <w:p>
@@ -594,7 +594,7 @@
           <w:rFonts w:ascii="Calibri" w:hAnsi="Calibri"/>
           <w:sz w:val="20"/>
         </w:rPr>
-        <w:t>Cere demonstratia, accepta transformarile, verifica martorul. Nu reconstruieste, doar face controlabil.</w:t>
+        <w:t>Cerem demonstratia, acceptam transformarile, verificam martorul. Nu reconstruim, doar facem controlabil.</w:t>
       </w:r>
     </w:p>
     <w:p>
@@ -792,7 +792,7 @@
           <w:rFonts w:ascii="Calibri" w:hAnsi="Calibri"/>
           <w:sz w:val="20"/>
         </w:rPr>
-        <w:t>Operatorul deschide fisierul predat de C1, recunoaste aparenta, fixeaza martorul.</w:t>
+        <w:t>Deschidem fisierul predat de C1, recunoaste aparenta, fixeaza martorul.</w:t>
       </w:r>
     </w:p>
     <w:p>
@@ -817,7 +817,7 @@
           <w:rFonts w:ascii="Calibri" w:hAnsi="Calibri"/>
           <w:sz w:val="20"/>
         </w:rPr>
-        <w:t>Recunoastere si control. Operatorul nu inventeaza, urmareste fenomenul.</w:t>
+        <w:t>Recunoastere si control. Nu inventam, urmarim fenomenul.</w:t>
       </w:r>
     </w:p>
     <w:p>
@@ -893,7 +893,7 @@
           <w:rFonts w:ascii="Calibri" w:hAnsi="Calibri"/>
           <w:sz w:val="20"/>
         </w:rPr>
-        <w:t>AI propune, operatorul confirma. Niciun pas neexplicit.</w:t>
+        <w:t>AI propune, noi confirmam. Niciun pas neexplicit.</w:t>
       </w:r>
     </w:p>
     <w:p>
@@ -918,7 +918,7 @@
           <w:rFonts w:ascii="Calibri" w:hAnsi="Calibri"/>
           <w:sz w:val="20"/>
         </w:rPr>
-        <w:t>Operatorul rosteste martorul: 'Etapa 1 confirmata. Predam mai departe.'</w:t>
+        <w:t>Confirmam martorul: 'Etapa 1 confirmata. Predam mai departe.'</w:t>
       </w:r>
     </w:p>
     <w:p>
@@ -1030,7 +1030,7 @@
           <w:rFonts w:ascii="Calibri" w:hAnsi="Calibri"/>
           <w:sz w:val="20"/>
         </w:rPr>
-        <w:t>Recunoastere si control. Operatorul nu inventeaza, urmareste fenomenul.</w:t>
+        <w:t>Recunoastere si control. Nu inventam, urmarim fenomenul.</w:t>
       </w:r>
     </w:p>
     <w:p>
@@ -1106,7 +1106,7 @@
           <w:rFonts w:ascii="Calibri" w:hAnsi="Calibri"/>
           <w:sz w:val="20"/>
         </w:rPr>
-        <w:t>AI propune, operatorul confirma. Niciun pas neexplicit.</w:t>
+        <w:t>AI propune, noi confirmam. Niciun pas neexplicit.</w:t>
       </w:r>
     </w:p>
     <w:p>
@@ -1131,7 +1131,7 @@
           <w:rFonts w:ascii="Calibri" w:hAnsi="Calibri"/>
           <w:sz w:val="20"/>
         </w:rPr>
-        <w:t>Operatorul rosteste martorul: 'Etapa 2 confirmata. Predam mai departe.'</w:t>
+        <w:t>Confirmam martorul: 'Etapa 2 confirmata. Predam mai departe.'</w:t>
       </w:r>
     </w:p>
     <w:p>
@@ -1243,7 +1243,7 @@
           <w:rFonts w:ascii="Calibri" w:hAnsi="Calibri"/>
           <w:sz w:val="20"/>
         </w:rPr>
-        <w:t>Recunoastere si control. Operatorul nu inventeaza, urmareste fenomenul.</w:t>
+        <w:t>Recunoastere si control. Nu inventam, urmarim fenomenul.</w:t>
       </w:r>
     </w:p>
     <w:p>
@@ -1319,7 +1319,7 @@
           <w:rFonts w:ascii="Calibri" w:hAnsi="Calibri"/>
           <w:sz w:val="20"/>
         </w:rPr>
-        <w:t>AI propune, operatorul confirma. Niciun pas neexplicit.</w:t>
+        <w:t>AI propune, noi confirmam. Niciun pas neexplicit.</w:t>
       </w:r>
     </w:p>
     <w:p>
@@ -1344,7 +1344,7 @@
           <w:rFonts w:ascii="Calibri" w:hAnsi="Calibri"/>
           <w:sz w:val="20"/>
         </w:rPr>
-        <w:t>Operatorul rosteste martorul: 'Etapa 3 confirmata. Predam mai departe.'</w:t>
+        <w:t>Confirmam martorul: 'Etapa 3 confirmata. Predam mai departe.'</w:t>
       </w:r>
     </w:p>
     <w:p>
@@ -1456,7 +1456,7 @@
           <w:rFonts w:ascii="Calibri" w:hAnsi="Calibri"/>
           <w:sz w:val="20"/>
         </w:rPr>
-        <w:t>Recunoastere si control. Operatorul nu inventeaza, urmareste fenomenul.</w:t>
+        <w:t>Recunoastere si control. Nu inventam, urmarim fenomenul.</w:t>
       </w:r>
     </w:p>
     <w:p>
@@ -1532,7 +1532,7 @@
           <w:rFonts w:ascii="Calibri" w:hAnsi="Calibri"/>
           <w:sz w:val="20"/>
         </w:rPr>
-        <w:t>AI propune, operatorul confirma. Niciun pas neexplicit.</w:t>
+        <w:t>AI propune, noi confirmam. Niciun pas neexplicit.</w:t>
       </w:r>
     </w:p>
     <w:p>
@@ -1557,7 +1557,7 @@
           <w:rFonts w:ascii="Calibri" w:hAnsi="Calibri"/>
           <w:sz w:val="20"/>
         </w:rPr>
-        <w:t>Operatorul rosteste martorul: 'Etapa 4 confirmata. Predam mai departe.'</w:t>
+        <w:t>Confirmam martorul: 'Etapa 4 confirmata. Predam mai departe.'</w:t>
       </w:r>
     </w:p>
     <w:p>
@@ -1669,7 +1669,7 @@
           <w:rFonts w:ascii="Calibri" w:hAnsi="Calibri"/>
           <w:sz w:val="20"/>
         </w:rPr>
-        <w:t>Recunoastere si control. Operatorul nu inventeaza, urmareste fenomenul.</w:t>
+        <w:t>Recunoastere si control. Nu inventam, urmarim fenomenul.</w:t>
       </w:r>
     </w:p>
     <w:p>
@@ -1745,7 +1745,7 @@
           <w:rFonts w:ascii="Calibri" w:hAnsi="Calibri"/>
           <w:sz w:val="20"/>
         </w:rPr>
-        <w:t>AI propune, operatorul confirma. Niciun pas neexplicit.</w:t>
+        <w:t>AI propune, noi confirmam. Niciun pas neexplicit.</w:t>
       </w:r>
     </w:p>
     <w:p>
@@ -1770,7 +1770,7 @@
           <w:rFonts w:ascii="Calibri" w:hAnsi="Calibri"/>
           <w:sz w:val="20"/>
         </w:rPr>
-        <w:t>Operatorul rosteste martorul: 'Etapa 5 confirmata. Predam mai departe.'</w:t>
+        <w:t>Confirmam martorul: 'Etapa 5 confirmata. Predam mai departe.'</w:t>
       </w:r>
     </w:p>
     <w:p>
@@ -1882,7 +1882,7 @@
           <w:rFonts w:ascii="Calibri" w:hAnsi="Calibri"/>
           <w:sz w:val="20"/>
         </w:rPr>
-        <w:t>Recunoastere si control. Operatorul nu inventeaza, urmareste fenomenul.</w:t>
+        <w:t>Recunoastere si control. Nu inventam, urmarim fenomenul.</w:t>
       </w:r>
     </w:p>
     <w:p>
@@ -1958,7 +1958,7 @@
           <w:rFonts w:ascii="Calibri" w:hAnsi="Calibri"/>
           <w:sz w:val="20"/>
         </w:rPr>
-        <w:t>AI propune, operatorul confirma. Niciun pas neexplicit.</w:t>
+        <w:t>AI propune, noi confirmam. Niciun pas neexplicit.</w:t>
       </w:r>
     </w:p>
     <w:p>
@@ -1983,7 +1983,7 @@
           <w:rFonts w:ascii="Calibri" w:hAnsi="Calibri"/>
           <w:sz w:val="20"/>
         </w:rPr>
-        <w:t>Operatorul rosteste martorul: 'Etapa 6 confirmata. Predam mai departe.'</w:t>
+        <w:t>Confirmam martorul: 'Etapa 6 confirmata. Predam mai departe.'</w:t>
       </w:r>
     </w:p>
     <w:p>

--- a/c02/FILM-Excel-02-Marcare.docx
+++ b/c02/FILM-Excel-02-Marcare.docx
@@ -582,7 +582,7 @@
           <w:color w:val="333333"/>
           <w:sz w:val="22"/>
         </w:rPr>
-        <w:t>NOI</w:t>
+        <w:t>CONTROL UMAN</w:t>
       </w:r>
     </w:p>
     <w:p>

--- a/c02/FILM-Excel-02-Marcare.docx
+++ b/c02/FILM-Excel-02-Marcare.docx
@@ -279,7 +279,7 @@
           <w:b w:val="0"/>
           <w:sz w:val="20"/>
         </w:rPr>
-        <w:t>AI-ul nu marchează. AI-ul auditează pe categorii.</w:t>
+        <w:t>AI-ul nu caută erori. AI-ul caută dovezi.</w:t>
       </w:r>
     </w:p>
     <w:p>

--- a/c02/FILM-Excel-02-Marcare.docx
+++ b/c02/FILM-Excel-02-Marcare.docx
@@ -68,7 +68,7 @@
           <w:rFonts w:ascii="Calibri" w:hAnsi="Calibri"/>
           <w:sz w:val="20"/>
         </w:rPr>
-        <w:t>Tabelul cu date pare curat. Datele insa mint.</w:t>
+        <w:t>Tabelul cu date pare curat. Datele însă mint.</w:t>
       </w:r>
     </w:p>
     <w:p>
@@ -92,7 +92,7 @@
           <w:rFonts w:ascii="Calibri" w:hAnsi="Calibri"/>
           <w:sz w:val="20"/>
         </w:rPr>
-        <w:t>Tabelul a fost predat de C01 ca structura corecta. Datele insa contin anomalii operationale invizibile la prima privire: facturi datate in viitor, coduri client inexistente, duplicate exacte, vanzari sambata pe filiala L-V, campuri obligatorii goale.</w:t>
+        <w:t>Obținem un set auditat. Fiecare anomalie este identificată, explicată și urmărită până la rezolvare.</w:t>
       </w:r>
     </w:p>
     <w:p>
@@ -116,7 +116,7 @@
           <w:rFonts w:ascii="Calibri" w:hAnsi="Calibri"/>
           <w:sz w:val="20"/>
         </w:rPr>
-        <w:t>Inainte de orice raport, controlul.</w:t>
+        <w:t>Înainte de orice raport, controlul.</w:t>
       </w:r>
     </w:p>
     <w:p>
@@ -140,7 +140,7 @@
           <w:rFonts w:ascii="Calibri" w:hAnsi="Calibri"/>
           <w:sz w:val="20"/>
         </w:rPr>
-        <w:t>Tabelul are acum doua coloane noi: STATUS si MOTIV. Fiecare anomalie e marcata, motivata, audi tabila.</w:t>
+        <w:t>Nimic nu mai este suspect. Totul este marcat.</w:t>
       </w:r>
     </w:p>
     <w:p>
@@ -152,7 +152,7 @@
           <w:b/>
           <w:sz w:val="26"/>
         </w:rPr>
-        <w:t>MOTTO (SEMNATURA)</w:t>
+        <w:t>MOTTO (SEMNĂTURĂ)</w:t>
       </w:r>
     </w:p>
     <w:p>
@@ -164,7 +164,7 @@
           <w:rFonts w:ascii="Calibri" w:hAnsi="Calibri"/>
           <w:sz w:val="20"/>
         </w:rPr>
-        <w:t>Nu reconstruim tabelul. Il facem controlabil.</w:t>
+        <w:t>Încrederea începe după verificare.</w:t>
       </w:r>
     </w:p>
     <w:p>

--- a/c02/FILM-Excel-02-Marcare.docx
+++ b/c02/FILM-Excel-02-Marcare.docx
@@ -92,7 +92,7 @@
           <w:rFonts w:ascii="Calibri" w:hAnsi="Calibri"/>
           <w:sz w:val="20"/>
         </w:rPr>
-        <w:t>Obținem un set auditat. Fiecare anomalie este identificată, explicată și urmărită până la rezolvare.</w:t>
+        <w:t>Datele valide pot produce rapoarte false. C02 oprește minciuna înainte să ajungă în KPI, dashboard și decizie: fiecare rând suspect rămâne vizibil, motivat și trasabil.</w:t>
       </w:r>
     </w:p>
     <w:p>
@@ -140,7 +140,7 @@
           <w:rFonts w:ascii="Calibri" w:hAnsi="Calibri"/>
           <w:sz w:val="20"/>
         </w:rPr>
-        <w:t>Nimic nu mai este suspect. Totul este marcat.</w:t>
+        <w:t>Raportul nu mai înghite minciuna. O marchează.</w:t>
       </w:r>
     </w:p>
     <w:p>

--- a/c02/FILM-Excel-02-Marcare.docx
+++ b/c02/FILM-Excel-02-Marcare.docx
@@ -165,6 +165,90 @@
           <w:sz w:val="20"/>
         </w:rPr>
         <w:t>Încrederea începe după verificare.</w:t>
+      </w:r>
+    </w:p>
+    <w:p>
+      <w:pPr>
+        <w:spacing w:before="200" w:after="80"/>
+      </w:pPr>
+      <w:r>
+        <w:rPr>
+          <w:b/>
+          <w:sz w:val="26"/>
+        </w:rPr>
+        <w:t xml:space="preserve">ARC TRANSFORMARE · CINE DEVINE CURSANTUL</w:t>
+      </w:r>
+    </w:p>
+    <w:p>
+      <w:pPr>
+        <w:spacing w:after="80"/>
+      </w:pPr>
+      <w:r>
+        <w:rPr>
+          <w:rFonts w:ascii="Calibri" w:hAnsi="Calibri"/>
+          <w:sz w:val="20"/>
+        </w:rPr>
+        <w:t xml:space="preserve">Stratul pedagogic din HTML-Studiu (sursa de adevăr a arcului, propagat de aici). Două voci: TU (persoana a II-a) și DATE (tehnic).</w:t>
+      </w:r>
+    </w:p>
+    <w:p>
+      <w:pPr>
+        <w:spacing w:after="80"/>
+      </w:pPr>
+      <w:r>
+        <w:rPr>
+          <w:rFonts w:ascii="Calibri" w:hAnsi="Calibri"/>
+          <w:sz w:val="20"/>
+        </w:rPr>
+        <w:t xml:space="preserve">BOMBA (idee dominantă): Pare curat. Datele mint.</w:t>
+      </w:r>
+    </w:p>
+    <w:p>
+      <w:pPr>
+        <w:spacing w:after="80"/>
+      </w:pPr>
+      <w:r>
+        <w:rPr>
+          <w:rFonts w:ascii="Calibri" w:hAnsi="Calibri"/>
+          <w:sz w:val="20"/>
+        </w:rPr>
+        <w:t xml:space="preserve">SUNĂ CUNOSCUT (recunoaștere): Lucrezi cu un raport care pare în regulă. Și totuși: totaluri care se schimbă după o filtrare; vânzări în week-end pe filiale închise luni-vineri; facturi cu dată din viitor care trec validarea.</w:t>
+      </w:r>
+    </w:p>
+    <w:p>
+      <w:pPr>
+        <w:spacing w:after="80"/>
+      </w:pPr>
+      <w:r>
+        <w:rPr>
+          <w:rFonts w:ascii="Calibri" w:hAnsi="Calibri"/>
+          <w:sz w:val="20"/>
+        </w:rPr>
+        <w:t xml:space="preserve">GREȘEALA CLASICĂ: Oamenii șterg ce pare greșit. Profesioniștii marchează întâi.</w:t>
+      </w:r>
+    </w:p>
+    <w:p>
+      <w:pPr>
+        <w:spacing w:after="80"/>
+      </w:pPr>
+      <w:r>
+        <w:rPr>
+          <w:rFonts w:ascii="Calibri" w:hAnsi="Calibri"/>
+          <w:sz w:val="20"/>
+        </w:rPr>
+        <w:t xml:space="preserve">AHA (vârf): Valid nu înseamnă adevărat.</w:t>
+      </w:r>
+    </w:p>
+    <w:p>
+      <w:pPr>
+        <w:spacing w:after="80"/>
+      </w:pPr>
+      <w:r>
+        <w:rPr>
+          <w:rFonts w:ascii="Calibri" w:hAnsi="Calibri"/>
+          <w:sz w:val="20"/>
+        </w:rPr>
+        <w:t xml:space="preserve">CINE DEVII (promisiune): Nu mai ștergi date. Le pui sub control.</w:t>
       </w:r>
     </w:p>
     <w:p>
